--- a/docs/sdlc/10_requirements/WS2D-BF-001_業務フロー図.docx
+++ b/docs/sdlc/10_requirements/WS2D-BF-001_業務フロー図.docx
@@ -76,13 +76,13 @@
         <w:tblLook w:firstColumn="1" w:firstRow="1" w:lastColumn="0" w:lastRow="0" w:noHBand="0" w:noVBand="1" w:val="04A0"/>
       </w:tblPr>
       <w:tblGrid>
-        <w:gridCol w:w="4320"/>
-        <w:gridCol w:w="4320"/>
+        <w:gridCol w:w="4961"/>
+        <w:gridCol w:w="4961"/>
       </w:tblGrid>
       <w:tr>
         <w:tc>
           <w:tcPr>
-            <w:tcW w:type="dxa" w:w="4320"/>
+            <w:tcW w:type="dxa" w:w="4961"/>
             <w:shd w:fill="D9E2F3"/>
           </w:tcPr>
           <w:p>
@@ -102,7 +102,7 @@
         </w:tc>
         <w:tc>
           <w:tcPr>
-            <w:tcW w:type="dxa" w:w="4320"/>
+            <w:tcW w:type="dxa" w:w="4961"/>
           </w:tcPr>
           <w:p>
             <w:r>
@@ -123,7 +123,7 @@
       <w:tr>
         <w:tc>
           <w:tcPr>
-            <w:tcW w:type="dxa" w:w="4320"/>
+            <w:tcW w:type="dxa" w:w="4961"/>
             <w:shd w:fill="D9E2F3"/>
           </w:tcPr>
           <w:p>
@@ -143,7 +143,7 @@
         </w:tc>
         <w:tc>
           <w:tcPr>
-            <w:tcW w:type="dxa" w:w="4320"/>
+            <w:tcW w:type="dxa" w:w="4961"/>
           </w:tcPr>
           <w:p>
             <w:r>
@@ -164,7 +164,7 @@
       <w:tr>
         <w:tc>
           <w:tcPr>
-            <w:tcW w:type="dxa" w:w="4320"/>
+            <w:tcW w:type="dxa" w:w="4961"/>
             <w:shd w:fill="D9E2F3"/>
           </w:tcPr>
           <w:p>
@@ -184,7 +184,7 @@
         </w:tc>
         <w:tc>
           <w:tcPr>
-            <w:tcW w:type="dxa" w:w="4320"/>
+            <w:tcW w:type="dxa" w:w="4961"/>
           </w:tcPr>
           <w:p>
             <w:r>
@@ -205,7 +205,7 @@
       <w:tr>
         <w:tc>
           <w:tcPr>
-            <w:tcW w:type="dxa" w:w="4320"/>
+            <w:tcW w:type="dxa" w:w="4961"/>
             <w:shd w:fill="D9E2F3"/>
           </w:tcPr>
           <w:p>
@@ -225,7 +225,7 @@
         </w:tc>
         <w:tc>
           <w:tcPr>
-            <w:tcW w:type="dxa" w:w="4320"/>
+            <w:tcW w:type="dxa" w:w="4961"/>
           </w:tcPr>
           <w:p>
             <w:r>
@@ -246,7 +246,7 @@
       <w:tr>
         <w:tc>
           <w:tcPr>
-            <w:tcW w:type="dxa" w:w="4320"/>
+            <w:tcW w:type="dxa" w:w="4961"/>
             <w:shd w:fill="D9E2F3"/>
           </w:tcPr>
           <w:p>
@@ -266,7 +266,7 @@
         </w:tc>
         <w:tc>
           <w:tcPr>
-            <w:tcW w:type="dxa" w:w="4320"/>
+            <w:tcW w:type="dxa" w:w="4961"/>
           </w:tcPr>
           <w:p>
             <w:r>
@@ -287,7 +287,7 @@
       <w:tr>
         <w:tc>
           <w:tcPr>
-            <w:tcW w:type="dxa" w:w="4320"/>
+            <w:tcW w:type="dxa" w:w="4961"/>
             <w:shd w:fill="D9E2F3"/>
           </w:tcPr>
           <w:p>
@@ -307,7 +307,7 @@
         </w:tc>
         <w:tc>
           <w:tcPr>
-            <w:tcW w:type="dxa" w:w="4320"/>
+            <w:tcW w:type="dxa" w:w="4961"/>
           </w:tcPr>
           <w:p>
             <w:r>
@@ -356,13 +356,13 @@
         <w:tblLook w:firstColumn="1" w:firstRow="1" w:lastColumn="0" w:lastRow="0" w:noHBand="0" w:noVBand="1" w:val="04A0"/>
       </w:tblPr>
       <w:tblGrid>
-        <w:gridCol w:w="4320"/>
-        <w:gridCol w:w="4320"/>
+        <w:gridCol w:w="4961"/>
+        <w:gridCol w:w="4961"/>
       </w:tblGrid>
       <w:tr>
         <w:tc>
           <w:tcPr>
-            <w:tcW w:type="dxa" w:w="4320"/>
+            <w:tcW w:type="dxa" w:w="4961"/>
             <w:shd w:fill="D9E2F3"/>
           </w:tcPr>
           <w:p>
@@ -382,7 +382,7 @@
         </w:tc>
         <w:tc>
           <w:tcPr>
-            <w:tcW w:type="dxa" w:w="4320"/>
+            <w:tcW w:type="dxa" w:w="4961"/>
           </w:tcPr>
           <w:p>
             <w:r>
@@ -403,7 +403,7 @@
       <w:tr>
         <w:tc>
           <w:tcPr>
-            <w:tcW w:type="dxa" w:w="4320"/>
+            <w:tcW w:type="dxa" w:w="4961"/>
             <w:shd w:fill="D9E2F3"/>
           </w:tcPr>
           <w:p>
@@ -423,7 +423,7 @@
         </w:tc>
         <w:tc>
           <w:tcPr>
-            <w:tcW w:type="dxa" w:w="4320"/>
+            <w:tcW w:type="dxa" w:w="4961"/>
           </w:tcPr>
           <w:p>
             <w:r>
@@ -444,7 +444,7 @@
       <w:tr>
         <w:tc>
           <w:tcPr>
-            <w:tcW w:type="dxa" w:w="4320"/>
+            <w:tcW w:type="dxa" w:w="4961"/>
             <w:shd w:fill="D9E2F3"/>
           </w:tcPr>
           <w:p>
@@ -464,7 +464,7 @@
         </w:tc>
         <w:tc>
           <w:tcPr>
-            <w:tcW w:type="dxa" w:w="4320"/>
+            <w:tcW w:type="dxa" w:w="4961"/>
           </w:tcPr>
           <w:p>
             <w:r>
@@ -485,7 +485,7 @@
       <w:tr>
         <w:tc>
           <w:tcPr>
-            <w:tcW w:type="dxa" w:w="4320"/>
+            <w:tcW w:type="dxa" w:w="4961"/>
             <w:shd w:fill="D9E2F3"/>
           </w:tcPr>
           <w:p>
@@ -505,7 +505,7 @@
         </w:tc>
         <w:tc>
           <w:tcPr>
-            <w:tcW w:type="dxa" w:w="4320"/>
+            <w:tcW w:type="dxa" w:w="4961"/>
           </w:tcPr>
           <w:p>
             <w:r>
@@ -526,7 +526,7 @@
       <w:tr>
         <w:tc>
           <w:tcPr>
-            <w:tcW w:type="dxa" w:w="4320"/>
+            <w:tcW w:type="dxa" w:w="4961"/>
             <w:shd w:fill="D9E2F3"/>
           </w:tcPr>
           <w:p>
@@ -546,7 +546,7 @@
         </w:tc>
         <w:tc>
           <w:tcPr>
-            <w:tcW w:type="dxa" w:w="4320"/>
+            <w:tcW w:type="dxa" w:w="4961"/>
           </w:tcPr>
           <w:p>
             <w:r>
@@ -567,7 +567,7 @@
       <w:tr>
         <w:tc>
           <w:tcPr>
-            <w:tcW w:type="dxa" w:w="4320"/>
+            <w:tcW w:type="dxa" w:w="4961"/>
             <w:shd w:fill="D9E2F3"/>
           </w:tcPr>
           <w:p>
@@ -587,7 +587,7 @@
         </w:tc>
         <w:tc>
           <w:tcPr>
-            <w:tcW w:type="dxa" w:w="4320"/>
+            <w:tcW w:type="dxa" w:w="4961"/>
           </w:tcPr>
           <w:p>
             <w:r>
@@ -632,15 +632,15 @@
         <w:tblLook w:firstColumn="1" w:firstRow="1" w:lastColumn="0" w:lastRow="0" w:noHBand="0" w:noVBand="1" w:val="04A0"/>
       </w:tblPr>
       <w:tblGrid>
-        <w:gridCol w:w="2160"/>
-        <w:gridCol w:w="2160"/>
-        <w:gridCol w:w="2160"/>
-        <w:gridCol w:w="2160"/>
+        <w:gridCol w:w="2480"/>
+        <w:gridCol w:w="2480"/>
+        <w:gridCol w:w="2480"/>
+        <w:gridCol w:w="2480"/>
       </w:tblGrid>
       <w:tr>
         <w:tc>
           <w:tcPr>
-            <w:tcW w:type="dxa" w:w="2160"/>
+            <w:tcW w:type="dxa" w:w="2480"/>
             <w:shd w:fill="D9E2F3"/>
           </w:tcPr>
           <w:p>
@@ -662,7 +662,7 @@
         </w:tc>
         <w:tc>
           <w:tcPr>
-            <w:tcW w:type="dxa" w:w="2160"/>
+            <w:tcW w:type="dxa" w:w="2480"/>
             <w:shd w:fill="D9E2F3"/>
           </w:tcPr>
           <w:p>
@@ -684,7 +684,7 @@
         </w:tc>
         <w:tc>
           <w:tcPr>
-            <w:tcW w:type="dxa" w:w="2160"/>
+            <w:tcW w:type="dxa" w:w="2480"/>
             <w:shd w:fill="D9E2F3"/>
           </w:tcPr>
           <w:p>
@@ -706,7 +706,7 @@
         </w:tc>
         <w:tc>
           <w:tcPr>
-            <w:tcW w:type="dxa" w:w="2160"/>
+            <w:tcW w:type="dxa" w:w="2480"/>
             <w:shd w:fill="D9E2F3"/>
           </w:tcPr>
           <w:p>
@@ -730,7 +730,7 @@
       <w:tr>
         <w:tc>
           <w:tcPr>
-            <w:tcW w:type="dxa" w:w="2160"/>
+            <w:tcW w:type="dxa" w:w="2480"/>
           </w:tcPr>
           <w:p>
             <w:r>
@@ -749,7 +749,7 @@
         </w:tc>
         <w:tc>
           <w:tcPr>
-            <w:tcW w:type="dxa" w:w="2160"/>
+            <w:tcW w:type="dxa" w:w="2480"/>
           </w:tcPr>
           <w:p>
             <w:r>
@@ -761,7 +761,7 @@
         </w:tc>
         <w:tc>
           <w:tcPr>
-            <w:tcW w:type="dxa" w:w="2160"/>
+            <w:tcW w:type="dxa" w:w="2480"/>
           </w:tcPr>
           <w:p>
             <w:r>
@@ -773,7 +773,7 @@
         </w:tc>
         <w:tc>
           <w:tcPr>
-            <w:tcW w:type="dxa" w:w="2160"/>
+            <w:tcW w:type="dxa" w:w="2480"/>
           </w:tcPr>
           <w:p>
             <w:r>
@@ -787,7 +787,7 @@
       <w:tr>
         <w:tc>
           <w:tcPr>
-            <w:tcW w:type="dxa" w:w="2160"/>
+            <w:tcW w:type="dxa" w:w="2480"/>
           </w:tcPr>
           <w:p>
             <w:r>
@@ -806,7 +806,7 @@
         </w:tc>
         <w:tc>
           <w:tcPr>
-            <w:tcW w:type="dxa" w:w="2160"/>
+            <w:tcW w:type="dxa" w:w="2480"/>
           </w:tcPr>
           <w:p>
             <w:r>
@@ -818,7 +818,7 @@
         </w:tc>
         <w:tc>
           <w:tcPr>
-            <w:tcW w:type="dxa" w:w="2160"/>
+            <w:tcW w:type="dxa" w:w="2480"/>
           </w:tcPr>
           <w:p>
             <w:r>
@@ -830,7 +830,7 @@
         </w:tc>
         <w:tc>
           <w:tcPr>
-            <w:tcW w:type="dxa" w:w="2160"/>
+            <w:tcW w:type="dxa" w:w="2480"/>
           </w:tcPr>
           <w:p>
             <w:r>
@@ -844,7 +844,7 @@
       <w:tr>
         <w:tc>
           <w:tcPr>
-            <w:tcW w:type="dxa" w:w="2160"/>
+            <w:tcW w:type="dxa" w:w="2480"/>
             <w:shd w:fill="D9E2F3"/>
           </w:tcPr>
           <w:p>
@@ -864,7 +864,7 @@
         </w:tc>
         <w:tc>
           <w:tcPr>
-            <w:tcW w:type="dxa" w:w="2160"/>
+            <w:tcW w:type="dxa" w:w="2480"/>
           </w:tcPr>
           <w:p>
             <w:r>
@@ -876,7 +876,7 @@
         </w:tc>
         <w:tc>
           <w:tcPr>
-            <w:tcW w:type="dxa" w:w="2160"/>
+            <w:tcW w:type="dxa" w:w="2480"/>
           </w:tcPr>
           <w:p>
             <w:r>
@@ -888,7 +888,7 @@
         </w:tc>
         <w:tc>
           <w:tcPr>
-            <w:tcW w:type="dxa" w:w="2160"/>
+            <w:tcW w:type="dxa" w:w="2480"/>
           </w:tcPr>
           <w:p>
             <w:r>
@@ -1143,7 +1143,7 @@
       <w:r>
         <w:drawing>
           <wp:inline xmlns:a="http://schemas.openxmlformats.org/drawingml/2006/main" xmlns:pic="http://schemas.openxmlformats.org/drawingml/2006/picture">
-            <wp:extent cx="5277678" cy="6858000"/>
+            <wp:extent cx="5724980" cy="7439240"/>
             <wp:docPr id="1" name="Picture 1"/>
             <wp:cNvGraphicFramePr>
               <a:graphicFrameLocks noChangeAspect="1"/>
@@ -1164,7 +1164,7 @@
                   <pic:spPr>
                     <a:xfrm>
                       <a:off x="0" y="0"/>
-                      <a:ext cx="5277678" cy="6858000"/>
+                      <a:ext cx="5724980" cy="7439240"/>
                     </a:xfrm>
                     <a:prstGeom prst="rect"/>
                   </pic:spPr>
@@ -1282,7 +1282,7 @@
       <w:r>
         <w:drawing>
           <wp:inline xmlns:a="http://schemas.openxmlformats.org/drawingml/2006/main" xmlns:pic="http://schemas.openxmlformats.org/drawingml/2006/picture">
-            <wp:extent cx="5486400" cy="4357255"/>
+            <wp:extent cx="6300470" cy="5003782"/>
             <wp:docPr id="2" name="Picture 2"/>
             <wp:cNvGraphicFramePr>
               <a:graphicFrameLocks noChangeAspect="1"/>
@@ -1303,7 +1303,7 @@
                   <pic:spPr>
                     <a:xfrm>
                       <a:off x="0" y="0"/>
-                      <a:ext cx="5486400" cy="4357255"/>
+                      <a:ext cx="6300470" cy="5003782"/>
                     </a:xfrm>
                     <a:prstGeom prst="rect"/>
                   </pic:spPr>
@@ -1536,7 +1536,7 @@
       <w:r>
         <w:drawing>
           <wp:inline xmlns:a="http://schemas.openxmlformats.org/drawingml/2006/main" xmlns:pic="http://schemas.openxmlformats.org/drawingml/2006/picture">
-            <wp:extent cx="5486400" cy="3636818"/>
+            <wp:extent cx="6300470" cy="4176448"/>
             <wp:docPr id="3" name="Picture 3"/>
             <wp:cNvGraphicFramePr>
               <a:graphicFrameLocks noChangeAspect="1"/>
@@ -1557,7 +1557,7 @@
                   <pic:spPr>
                     <a:xfrm>
                       <a:off x="0" y="0"/>
-                      <a:ext cx="5486400" cy="3636818"/>
+                      <a:ext cx="6300470" cy="4176448"/>
                     </a:xfrm>
                     <a:prstGeom prst="rect"/>
                   </pic:spPr>
@@ -1723,7 +1723,7 @@
       <w:r>
         <w:drawing>
           <wp:inline xmlns:a="http://schemas.openxmlformats.org/drawingml/2006/main" xmlns:pic="http://schemas.openxmlformats.org/drawingml/2006/picture">
-            <wp:extent cx="5486400" cy="5543500"/>
+            <wp:extent cx="6300470" cy="6366043"/>
             <wp:docPr id="4" name="Picture 4"/>
             <wp:cNvGraphicFramePr>
               <a:graphicFrameLocks noChangeAspect="1"/>
@@ -1744,7 +1744,7 @@
                   <pic:spPr>
                     <a:xfrm>
                       <a:off x="0" y="0"/>
-                      <a:ext cx="5486400" cy="5543500"/>
+                      <a:ext cx="6300470" cy="6366043"/>
                     </a:xfrm>
                     <a:prstGeom prst="rect"/>
                   </pic:spPr>
@@ -1923,19 +1923,19 @@
       <w:tblPr>
         <w:tblStyle w:val="TableGrid"/>
         <w:tblW w:type="auto" w:w="0"/>
-        <w:tblLayout w:type="autofit"/>
+        <w:tblLayout w:type="fixed"/>
         <w:tblLook w:firstColumn="1" w:firstRow="1" w:lastColumn="0" w:lastRow="0" w:noHBand="0" w:noVBand="1" w:val="04A0"/>
       </w:tblPr>
       <w:tblGrid>
-        <w:gridCol w:w="2160"/>
-        <w:gridCol w:w="2160"/>
-        <w:gridCol w:w="2160"/>
-        <w:gridCol w:w="2160"/>
+        <w:gridCol w:w="2480"/>
+        <w:gridCol w:w="2480"/>
+        <w:gridCol w:w="2480"/>
+        <w:gridCol w:w="2480"/>
       </w:tblGrid>
       <w:tr>
         <w:tc>
           <w:tcPr>
-            <w:tcW w:type="dxa" w:w="2160"/>
+            <w:tcW w:type="dxa" w:w="2480"/>
             <w:shd w:fill="D9E2F3"/>
           </w:tcPr>
           <w:p>
@@ -1957,7 +1957,7 @@
         </w:tc>
         <w:tc>
           <w:tcPr>
-            <w:tcW w:type="dxa" w:w="2160"/>
+            <w:tcW w:type="dxa" w:w="2480"/>
             <w:shd w:fill="D9E2F3"/>
           </w:tcPr>
           <w:p>
@@ -1979,7 +1979,7 @@
         </w:tc>
         <w:tc>
           <w:tcPr>
-            <w:tcW w:type="dxa" w:w="2160"/>
+            <w:tcW w:type="dxa" w:w="2480"/>
             <w:shd w:fill="D9E2F3"/>
           </w:tcPr>
           <w:p>
@@ -2001,7 +2001,7 @@
         </w:tc>
         <w:tc>
           <w:tcPr>
-            <w:tcW w:type="dxa" w:w="2160"/>
+            <w:tcW w:type="dxa" w:w="2480"/>
             <w:shd w:fill="D9E2F3"/>
           </w:tcPr>
           <w:p>
@@ -2025,7 +2025,7 @@
       <w:tr>
         <w:tc>
           <w:tcPr>
-            <w:tcW w:type="dxa" w:w="2160"/>
+            <w:tcW w:type="dxa" w:w="2480"/>
           </w:tcPr>
           <w:p>
             <w:r>
@@ -2044,7 +2044,7 @@
         </w:tc>
         <w:tc>
           <w:tcPr>
-            <w:tcW w:type="dxa" w:w="2160"/>
+            <w:tcW w:type="dxa" w:w="2480"/>
           </w:tcPr>
           <w:p>
             <w:r>
@@ -2063,7 +2063,7 @@
         </w:tc>
         <w:tc>
           <w:tcPr>
-            <w:tcW w:type="dxa" w:w="2160"/>
+            <w:tcW w:type="dxa" w:w="2480"/>
           </w:tcPr>
           <w:p>
             <w:r>
@@ -2082,7 +2082,7 @@
         </w:tc>
         <w:tc>
           <w:tcPr>
-            <w:tcW w:type="dxa" w:w="2160"/>
+            <w:tcW w:type="dxa" w:w="2480"/>
           </w:tcPr>
           <w:p>
             <w:r>
@@ -2105,8 +2105,8 @@
     <w:sectPr>
       <w:footerReference w:type="default" r:id="rId9"/>
       <w:headerReference w:type="default" r:id="rId10"/>
-      <w:pgSz w:w="12240" w:h="15840"/>
-      <w:pgMar w:top="1440" w:right="1800" w:bottom="1440" w:left="1800" w:header="720" w:footer="720" w:gutter="0"/>
+      <w:pgSz w:w="11906" w:h="16838"/>
+      <w:pgMar w:top="1417" w:right="850" w:bottom="1134" w:left="1134" w:header="720" w:footer="720" w:gutter="0"/>
       <w:cols w:space="720"/>
       <w:docGrid w:linePitch="360"/>
     </w:sectPr>
